--- a/documentos_uni/Ubicaciones.docx
+++ b/documentos_uni/Ubicaciones.docx
@@ -1488,6 +1488,11 @@
     </w:p>
     <w:p>
       <w:pPr>
+        <w:pStyle w:val="Prrafodelista"/>
+        <w:numPr>
+          <w:ilvl w:val="0"/>
+          <w:numId w:val="5"/>
+        </w:numPr>
         <w:spacing w:after="0"/>
         <w:jc w:val="both"/>
       </w:pPr>
@@ -1514,6 +1519,98 @@
       </w:r>
       <w:r>
         <w:t>.</w:t>
+      </w:r>
+    </w:p>
+    <w:p>
+      <w:pPr>
+        <w:pStyle w:val="Prrafodelista"/>
+        <w:numPr>
+          <w:ilvl w:val="0"/>
+          <w:numId w:val="5"/>
+        </w:numPr>
+        <w:spacing w:after="0"/>
+        <w:jc w:val="both"/>
+      </w:pPr>
+      <w:r>
+        <w:t xml:space="preserve">No es plagio es copia. </w:t>
+      </w:r>
+      <w:r>
+        <w:t>Esta frase fue pronunciada en 2016 durante una entrevista en medio de las acusaciones de plagio en su tesis doctoral</w:t>
+      </w:r>
+      <w:r>
+        <w:t>.</w:t>
+      </w:r>
+    </w:p>
+    <w:p>
+      <w:pPr>
+        <w:pStyle w:val="Prrafodelista"/>
+        <w:numPr>
+          <w:ilvl w:val="0"/>
+          <w:numId w:val="5"/>
+        </w:numPr>
+        <w:spacing w:after="0"/>
+        <w:jc w:val="both"/>
+      </w:pPr>
+      <w:r>
+        <w:t>“Yo ya no vivo en Trujillo, vivo en Perú”</w:t>
+      </w:r>
+      <w:r>
+        <w:t xml:space="preserve">. </w:t>
+      </w:r>
+      <w:r>
+        <w:t xml:space="preserve">Declarada en </w:t>
+      </w:r>
+      <w:r>
+        <w:t xml:space="preserve">el </w:t>
+      </w:r>
+      <w:r>
+        <w:t>2018 durante una entrevista sobre los llamados “votos golondrinos”</w:t>
+      </w:r>
+      <w:r>
+        <w:t>.</w:t>
+      </w:r>
+    </w:p>
+    <w:p>
+      <w:pPr>
+        <w:pStyle w:val="Prrafodelista"/>
+        <w:numPr>
+          <w:ilvl w:val="0"/>
+          <w:numId w:val="5"/>
+        </w:numPr>
+        <w:spacing w:after="0"/>
+        <w:jc w:val="both"/>
+      </w:pPr>
+      <w:r>
+        <w:t>Una persona es feliz cuando logra su felicidad”</w:t>
+      </w:r>
+      <w:r>
+        <w:t xml:space="preserve">. </w:t>
+      </w:r>
+      <w:r>
+        <w:t>Dicha en 2018 durante una ceremonia de graduación en la Universidad César Vallejo</w:t>
+      </w:r>
+      <w:r>
+        <w:t>.</w:t>
+      </w:r>
+    </w:p>
+    <w:p>
+      <w:pPr>
+        <w:pStyle w:val="Prrafodelista"/>
+        <w:numPr>
+          <w:ilvl w:val="0"/>
+          <w:numId w:val="5"/>
+        </w:numPr>
+        <w:spacing w:after="0"/>
+        <w:jc w:val="both"/>
+      </w:pPr>
+      <w:r>
+        <w:t>“La vida es lo más preciado que uno tiene en la vida”</w:t>
+      </w:r>
+      <w:r>
+        <w:t xml:space="preserve">. </w:t>
+      </w:r>
+      <w:r>
+        <w:t>Fue dicha en diciembre de 2021</w:t>
       </w:r>
     </w:p>
     <w:p>
@@ -1550,6 +1647,205 @@
 <file path=word/numbering.xml><?xml version="1.0" encoding="utf-8"?>
 <w:numbering xmlns:wpc="http://schemas.microsoft.com/office/word/2010/wordprocessingCanvas" xmlns:cx="http://schemas.microsoft.com/office/drawing/2014/chartex" xmlns:cx1="http://schemas.microsoft.com/office/drawing/2015/9/8/chartex" xmlns:cx2="http://schemas.microsoft.com/office/drawing/2015/10/21/chartex" xmlns:cx3="http://schemas.microsoft.com/office/drawing/2016/5/9/chartex" xmlns:cx4="http://schemas.microsoft.com/office/drawing/2016/5/10/chartex" xmlns:cx5="http://schemas.microsoft.com/office/drawing/2016/5/11/chartex" xmlns:cx6="http://schemas.microsoft.com/office/drawing/2016/5/12/chartex" xmlns:cx7="http://schemas.microsoft.com/office/drawing/2016/5/13/chartex" xmlns:cx8="http://schemas.microsoft.com/office/drawing/2016/5/14/chartex" xmlns:mc="http://schemas.openxmlformats.org/markup-compatibility/2006" xmlns:aink="http://schemas.microsoft.com/office/drawing/2016/ink" xmlns:am3d="http://schemas.microsoft.com/office/drawing/2017/model3d" xmlns:o="urn:schemas-microsoft-com:office:office" xmlns:oel="http://schemas.microsoft.com/office/2019/extlst" xmlns:r="http://schemas.openxmlformats.org/officeDocument/2006/relationships" xmlns:m="http://schemas.openxmlformats.org/officeDocument/2006/math" xmlns:v="urn:schemas-microsoft-com:vml" xmlns:wp14="http://schemas.microsoft.com/office/word/2010/wordprocessingDrawing" xmlns:wp="http://schemas.openxmlformats.org/drawingml/2006/wordprocessingDrawing" xmlns:w10="urn:schemas-microsoft-com:office:word" xmlns:w="http://schemas.openxmlformats.org/wordprocessingml/2006/main" xmlns:w14="http://schemas.microsoft.com/office/word/2010/wordml" xmlns:w15="http://schemas.microsoft.com/office/word/2012/wordml" xmlns:w16cex="http://schemas.microsoft.com/office/word/2018/wordml/cex" xmlns:w16cid="http://schemas.microsoft.com/office/word/2016/wordml/cid" xmlns:w16="http://schemas.microsoft.com/office/word/2018/wordml" xmlns:w16du="http://schemas.microsoft.com/office/word/2023/wordml/word16du" xmlns:w16sdtdh="http://schemas.microsoft.com/office/word/2020/wordml/sdtdatahash" xmlns:w16sdtfl="http://schemas.microsoft.com/office/word/2024/wordml/sdtformatlock" xmlns:w16se="http://schemas.microsoft.com/office/word/2015/wordml/symex" xmlns:wpg="http://schemas.microsoft.com/office/word/2010/wordprocessingGroup" xmlns:wpi="http://schemas.microsoft.com/office/word/2010/wordprocessingInk" xmlns:wne="http://schemas.microsoft.com/office/word/2006/wordml" xmlns:wps="http://schemas.microsoft.com/office/word/2010/wordprocessingShape" mc:Ignorable="w14 w15 w16se w16cid w16 w16cex w16sdtdh w16sdtfl w16du wp14">
   <w:abstractNum w:abstractNumId="0" w15:restartNumberingAfterBreak="0">
+    <w:nsid w:val="0DB62562"/>
+    <w:multiLevelType w:val="hybridMultilevel"/>
+    <w:tmpl w:val="945CFD2E"/>
+    <w:lvl w:ilvl="0" w:tplc="280A000F">
+      <w:start w:val="1"/>
+      <w:numFmt w:val="decimal"/>
+      <w:lvlText w:val="%1."/>
+      <w:lvlJc w:val="left"/>
+      <w:pPr>
+        <w:ind w:left="720" w:hanging="360"/>
+      </w:pPr>
+    </w:lvl>
+    <w:lvl w:ilvl="1" w:tplc="280A0019" w:tentative="1">
+      <w:start w:val="1"/>
+      <w:numFmt w:val="lowerLetter"/>
+      <w:lvlText w:val="%2."/>
+      <w:lvlJc w:val="left"/>
+      <w:pPr>
+        <w:ind w:left="1440" w:hanging="360"/>
+      </w:pPr>
+    </w:lvl>
+    <w:lvl w:ilvl="2" w:tplc="280A001B" w:tentative="1">
+      <w:start w:val="1"/>
+      <w:numFmt w:val="lowerRoman"/>
+      <w:lvlText w:val="%3."/>
+      <w:lvlJc w:val="right"/>
+      <w:pPr>
+        <w:ind w:left="2160" w:hanging="180"/>
+      </w:pPr>
+    </w:lvl>
+    <w:lvl w:ilvl="3" w:tplc="280A000F" w:tentative="1">
+      <w:start w:val="1"/>
+      <w:numFmt w:val="decimal"/>
+      <w:lvlText w:val="%4."/>
+      <w:lvlJc w:val="left"/>
+      <w:pPr>
+        <w:ind w:left="2880" w:hanging="360"/>
+      </w:pPr>
+    </w:lvl>
+    <w:lvl w:ilvl="4" w:tplc="280A0019" w:tentative="1">
+      <w:start w:val="1"/>
+      <w:numFmt w:val="lowerLetter"/>
+      <w:lvlText w:val="%5."/>
+      <w:lvlJc w:val="left"/>
+      <w:pPr>
+        <w:ind w:left="3600" w:hanging="360"/>
+      </w:pPr>
+    </w:lvl>
+    <w:lvl w:ilvl="5" w:tplc="280A001B" w:tentative="1">
+      <w:start w:val="1"/>
+      <w:numFmt w:val="lowerRoman"/>
+      <w:lvlText w:val="%6."/>
+      <w:lvlJc w:val="right"/>
+      <w:pPr>
+        <w:ind w:left="4320" w:hanging="180"/>
+      </w:pPr>
+    </w:lvl>
+    <w:lvl w:ilvl="6" w:tplc="280A000F" w:tentative="1">
+      <w:start w:val="1"/>
+      <w:numFmt w:val="decimal"/>
+      <w:lvlText w:val="%7."/>
+      <w:lvlJc w:val="left"/>
+      <w:pPr>
+        <w:ind w:left="5040" w:hanging="360"/>
+      </w:pPr>
+    </w:lvl>
+    <w:lvl w:ilvl="7" w:tplc="280A0019" w:tentative="1">
+      <w:start w:val="1"/>
+      <w:numFmt w:val="lowerLetter"/>
+      <w:lvlText w:val="%8."/>
+      <w:lvlJc w:val="left"/>
+      <w:pPr>
+        <w:ind w:left="5760" w:hanging="360"/>
+      </w:pPr>
+    </w:lvl>
+    <w:lvl w:ilvl="8" w:tplc="280A001B" w:tentative="1">
+      <w:start w:val="1"/>
+      <w:numFmt w:val="lowerRoman"/>
+      <w:lvlText w:val="%9."/>
+      <w:lvlJc w:val="right"/>
+      <w:pPr>
+        <w:ind w:left="6480" w:hanging="180"/>
+      </w:pPr>
+    </w:lvl>
+  </w:abstractNum>
+  <w:abstractNum w:abstractNumId="1" w15:restartNumberingAfterBreak="0">
+    <w:nsid w:val="214E5F32"/>
+    <w:multiLevelType w:val="hybridMultilevel"/>
+    <w:tmpl w:val="81D0B1C2"/>
+    <w:lvl w:ilvl="0" w:tplc="280A0001">
+      <w:start w:val="1"/>
+      <w:numFmt w:val="bullet"/>
+      <w:lvlText w:val=""/>
+      <w:lvlJc w:val="left"/>
+      <w:pPr>
+        <w:ind w:left="720" w:hanging="360"/>
+      </w:pPr>
+      <w:rPr>
+        <w:rFonts w:ascii="Symbol" w:hAnsi="Symbol" w:hint="default"/>
+      </w:rPr>
+    </w:lvl>
+    <w:lvl w:ilvl="1" w:tplc="280A0003" w:tentative="1">
+      <w:start w:val="1"/>
+      <w:numFmt w:val="bullet"/>
+      <w:lvlText w:val="o"/>
+      <w:lvlJc w:val="left"/>
+      <w:pPr>
+        <w:ind w:left="1440" w:hanging="360"/>
+      </w:pPr>
+      <w:rPr>
+        <w:rFonts w:ascii="Courier New" w:hAnsi="Courier New" w:cs="Courier New" w:hint="default"/>
+      </w:rPr>
+    </w:lvl>
+    <w:lvl w:ilvl="2" w:tplc="280A0005" w:tentative="1">
+      <w:start w:val="1"/>
+      <w:numFmt w:val="bullet"/>
+      <w:lvlText w:val=""/>
+      <w:lvlJc w:val="left"/>
+      <w:pPr>
+        <w:ind w:left="2160" w:hanging="360"/>
+      </w:pPr>
+      <w:rPr>
+        <w:rFonts w:ascii="Wingdings" w:hAnsi="Wingdings" w:hint="default"/>
+      </w:rPr>
+    </w:lvl>
+    <w:lvl w:ilvl="3" w:tplc="280A0001" w:tentative="1">
+      <w:start w:val="1"/>
+      <w:numFmt w:val="bullet"/>
+      <w:lvlText w:val=""/>
+      <w:lvlJc w:val="left"/>
+      <w:pPr>
+        <w:ind w:left="2880" w:hanging="360"/>
+      </w:pPr>
+      <w:rPr>
+        <w:rFonts w:ascii="Symbol" w:hAnsi="Symbol" w:hint="default"/>
+      </w:rPr>
+    </w:lvl>
+    <w:lvl w:ilvl="4" w:tplc="280A0003" w:tentative="1">
+      <w:start w:val="1"/>
+      <w:numFmt w:val="bullet"/>
+      <w:lvlText w:val="o"/>
+      <w:lvlJc w:val="left"/>
+      <w:pPr>
+        <w:ind w:left="3600" w:hanging="360"/>
+      </w:pPr>
+      <w:rPr>
+        <w:rFonts w:ascii="Courier New" w:hAnsi="Courier New" w:cs="Courier New" w:hint="default"/>
+      </w:rPr>
+    </w:lvl>
+    <w:lvl w:ilvl="5" w:tplc="280A0005" w:tentative="1">
+      <w:start w:val="1"/>
+      <w:numFmt w:val="bullet"/>
+      <w:lvlText w:val=""/>
+      <w:lvlJc w:val="left"/>
+      <w:pPr>
+        <w:ind w:left="4320" w:hanging="360"/>
+      </w:pPr>
+      <w:rPr>
+        <w:rFonts w:ascii="Wingdings" w:hAnsi="Wingdings" w:hint="default"/>
+      </w:rPr>
+    </w:lvl>
+    <w:lvl w:ilvl="6" w:tplc="280A0001" w:tentative="1">
+      <w:start w:val="1"/>
+      <w:numFmt w:val="bullet"/>
+      <w:lvlText w:val=""/>
+      <w:lvlJc w:val="left"/>
+      <w:pPr>
+        <w:ind w:left="5040" w:hanging="360"/>
+      </w:pPr>
+      <w:rPr>
+        <w:rFonts w:ascii="Symbol" w:hAnsi="Symbol" w:hint="default"/>
+      </w:rPr>
+    </w:lvl>
+    <w:lvl w:ilvl="7" w:tplc="280A0003" w:tentative="1">
+      <w:start w:val="1"/>
+      <w:numFmt w:val="bullet"/>
+      <w:lvlText w:val="o"/>
+      <w:lvlJc w:val="left"/>
+      <w:pPr>
+        <w:ind w:left="5760" w:hanging="360"/>
+      </w:pPr>
+      <w:rPr>
+        <w:rFonts w:ascii="Courier New" w:hAnsi="Courier New" w:cs="Courier New" w:hint="default"/>
+      </w:rPr>
+    </w:lvl>
+    <w:lvl w:ilvl="8" w:tplc="280A0005" w:tentative="1">
+      <w:start w:val="1"/>
+      <w:numFmt w:val="bullet"/>
+      <w:lvlText w:val=""/>
+      <w:lvlJc w:val="left"/>
+      <w:pPr>
+        <w:ind w:left="6480" w:hanging="360"/>
+      </w:pPr>
+      <w:rPr>
+        <w:rFonts w:ascii="Wingdings" w:hAnsi="Wingdings" w:hint="default"/>
+      </w:rPr>
+    </w:lvl>
+  </w:abstractNum>
+  <w:abstractNum w:abstractNumId="2" w15:restartNumberingAfterBreak="0">
     <w:nsid w:val="2D804A49"/>
     <w:multiLevelType w:val="hybridMultilevel"/>
     <w:tmpl w:val="9DA2FC54"/>
@@ -1638,7 +1934,7 @@
       </w:pPr>
     </w:lvl>
   </w:abstractNum>
-  <w:abstractNum w:abstractNumId="1" w15:restartNumberingAfterBreak="0">
+  <w:abstractNum w:abstractNumId="3" w15:restartNumberingAfterBreak="0">
     <w:nsid w:val="40833129"/>
     <w:multiLevelType w:val="hybridMultilevel"/>
     <w:tmpl w:val="B90A46DE"/>
@@ -1727,7 +2023,7 @@
       </w:pPr>
     </w:lvl>
   </w:abstractNum>
-  <w:abstractNum w:abstractNumId="2" w15:restartNumberingAfterBreak="0">
+  <w:abstractNum w:abstractNumId="4" w15:restartNumberingAfterBreak="0">
     <w:nsid w:val="6B8D5C86"/>
     <w:multiLevelType w:val="hybridMultilevel"/>
     <w:tmpl w:val="B90A46DE"/>
@@ -1817,13 +2113,19 @@
     </w:lvl>
   </w:abstractNum>
   <w:num w:numId="1" w16cid:durableId="1196844134">
+    <w:abstractNumId w:val="4"/>
+  </w:num>
+  <w:num w:numId="2" w16cid:durableId="653291769">
+    <w:abstractNumId w:val="3"/>
+  </w:num>
+  <w:num w:numId="3" w16cid:durableId="274362744">
     <w:abstractNumId w:val="2"/>
   </w:num>
-  <w:num w:numId="2" w16cid:durableId="653291769">
+  <w:num w:numId="4" w16cid:durableId="1823156209">
+    <w:abstractNumId w:val="0"/>
+  </w:num>
+  <w:num w:numId="5" w16cid:durableId="468861803">
     <w:abstractNumId w:val="1"/>
-  </w:num>
-  <w:num w:numId="3" w16cid:durableId="274362744">
-    <w:abstractNumId w:val="0"/>
   </w:num>
 </w:numbering>
 </file>
@@ -2431,7 +2733,6 @@
   <w:style w:type="character" w:default="1" w:styleId="Fuentedeprrafopredeter">
     <w:name w:val="Default Paragraph Font"/>
     <w:uiPriority w:val="1"/>
-    <w:semiHidden/>
     <w:unhideWhenUsed/>
   </w:style>
   <w:style w:type="table" w:default="1" w:styleId="Tablanormal">

--- a/documentos_uni/Ubicaciones.docx
+++ b/documentos_uni/Ubicaciones.docx
@@ -1491,7 +1491,7 @@
         <w:pStyle w:val="Prrafodelista"/>
         <w:numPr>
           <w:ilvl w:val="0"/>
-          <w:numId w:val="5"/>
+          <w:numId w:val="6"/>
         </w:numPr>
         <w:spacing w:after="0"/>
         <w:jc w:val="both"/>
@@ -1526,13 +1526,22 @@
         <w:pStyle w:val="Prrafodelista"/>
         <w:numPr>
           <w:ilvl w:val="0"/>
-          <w:numId w:val="5"/>
+          <w:numId w:val="6"/>
         </w:numPr>
         <w:spacing w:after="0"/>
         <w:jc w:val="both"/>
       </w:pPr>
       <w:r>
-        <w:t xml:space="preserve">No es plagio es copia. </w:t>
+        <w:t>“</w:t>
+      </w:r>
+      <w:r>
+        <w:t>No es plagio es copia</w:t>
+      </w:r>
+      <w:r>
+        <w:t>”</w:t>
+      </w:r>
+      <w:r>
+        <w:t xml:space="preserve">. </w:t>
       </w:r>
       <w:r>
         <w:t>Esta frase fue pronunciada en 2016 durante una entrevista en medio de las acusaciones de plagio en su tesis doctoral</w:t>
@@ -1546,28 +1555,13 @@
         <w:pStyle w:val="Prrafodelista"/>
         <w:numPr>
           <w:ilvl w:val="0"/>
-          <w:numId w:val="5"/>
+          <w:numId w:val="6"/>
         </w:numPr>
         <w:spacing w:after="0"/>
         <w:jc w:val="both"/>
       </w:pPr>
       <w:r>
-        <w:t>“Yo ya no vivo en Trujillo, vivo en Perú”</w:t>
-      </w:r>
-      <w:r>
-        <w:t xml:space="preserve">. </w:t>
-      </w:r>
-      <w:r>
-        <w:t xml:space="preserve">Declarada en </w:t>
-      </w:r>
-      <w:r>
-        <w:t xml:space="preserve">el </w:t>
-      </w:r>
-      <w:r>
-        <w:t>2018 durante una entrevista sobre los llamados “votos golondrinos”</w:t>
-      </w:r>
-      <w:r>
-        <w:t>.</w:t>
+        <w:t>“Yo ya no vivo en Trujillo, vivo en Perú”. Declarada en el 2018 durante una entrevista sobre los llamados “votos golondrinos”.</w:t>
       </w:r>
     </w:p>
     <w:p>
@@ -1575,22 +1569,16 @@
         <w:pStyle w:val="Prrafodelista"/>
         <w:numPr>
           <w:ilvl w:val="0"/>
-          <w:numId w:val="5"/>
+          <w:numId w:val="6"/>
         </w:numPr>
         <w:spacing w:after="0"/>
         <w:jc w:val="both"/>
       </w:pPr>
       <w:r>
-        <w:t>Una persona es feliz cuando logra su felicidad”</w:t>
-      </w:r>
-      <w:r>
-        <w:t xml:space="preserve">. </w:t>
-      </w:r>
-      <w:r>
-        <w:t>Dicha en 2018 durante una ceremonia de graduación en la Universidad César Vallejo</w:t>
-      </w:r>
-      <w:r>
-        <w:t>.</w:t>
+        <w:t>“</w:t>
+      </w:r>
+      <w:r>
+        <w:t>Una persona es feliz cuando logra su felicidad”. Dicha en 2018 durante una ceremonia de graduación en la Universidad César Vallejo.</w:t>
       </w:r>
     </w:p>
     <w:p>
@@ -1598,19 +1586,13 @@
         <w:pStyle w:val="Prrafodelista"/>
         <w:numPr>
           <w:ilvl w:val="0"/>
-          <w:numId w:val="5"/>
+          <w:numId w:val="6"/>
         </w:numPr>
         <w:spacing w:after="0"/>
         <w:jc w:val="both"/>
       </w:pPr>
       <w:r>
-        <w:t>“La vida es lo más preciado que uno tiene en la vida”</w:t>
-      </w:r>
-      <w:r>
-        <w:t xml:space="preserve">. </w:t>
-      </w:r>
-      <w:r>
-        <w:t>Fue dicha en diciembre de 2021</w:t>
+        <w:t>“La vida es lo más preciado que uno tiene en la vida”. Fue dicha en diciembre de 2021</w:t>
       </w:r>
     </w:p>
     <w:p>
@@ -2112,6 +2094,119 @@
       </w:pPr>
     </w:lvl>
   </w:abstractNum>
+  <w:abstractNum w:abstractNumId="5" w15:restartNumberingAfterBreak="0">
+    <w:nsid w:val="7E362B01"/>
+    <w:multiLevelType w:val="hybridMultilevel"/>
+    <w:tmpl w:val="8FBED8BC"/>
+    <w:lvl w:ilvl="0" w:tplc="0409000F">
+      <w:start w:val="1"/>
+      <w:numFmt w:val="decimal"/>
+      <w:lvlText w:val="%1."/>
+      <w:lvlJc w:val="left"/>
+      <w:pPr>
+        <w:ind w:left="720" w:hanging="360"/>
+      </w:pPr>
+      <w:rPr>
+        <w:rFonts w:hint="default"/>
+      </w:rPr>
+    </w:lvl>
+    <w:lvl w:ilvl="1" w:tplc="FFFFFFFF" w:tentative="1">
+      <w:start w:val="1"/>
+      <w:numFmt w:val="bullet"/>
+      <w:lvlText w:val="o"/>
+      <w:lvlJc w:val="left"/>
+      <w:pPr>
+        <w:ind w:left="1440" w:hanging="360"/>
+      </w:pPr>
+      <w:rPr>
+        <w:rFonts w:ascii="Courier New" w:hAnsi="Courier New" w:cs="Courier New" w:hint="default"/>
+      </w:rPr>
+    </w:lvl>
+    <w:lvl w:ilvl="2" w:tplc="FFFFFFFF" w:tentative="1">
+      <w:start w:val="1"/>
+      <w:numFmt w:val="bullet"/>
+      <w:lvlText w:val=""/>
+      <w:lvlJc w:val="left"/>
+      <w:pPr>
+        <w:ind w:left="2160" w:hanging="360"/>
+      </w:pPr>
+      <w:rPr>
+        <w:rFonts w:ascii="Wingdings" w:hAnsi="Wingdings" w:hint="default"/>
+      </w:rPr>
+    </w:lvl>
+    <w:lvl w:ilvl="3" w:tplc="FFFFFFFF" w:tentative="1">
+      <w:start w:val="1"/>
+      <w:numFmt w:val="bullet"/>
+      <w:lvlText w:val=""/>
+      <w:lvlJc w:val="left"/>
+      <w:pPr>
+        <w:ind w:left="2880" w:hanging="360"/>
+      </w:pPr>
+      <w:rPr>
+        <w:rFonts w:ascii="Symbol" w:hAnsi="Symbol" w:hint="default"/>
+      </w:rPr>
+    </w:lvl>
+    <w:lvl w:ilvl="4" w:tplc="FFFFFFFF" w:tentative="1">
+      <w:start w:val="1"/>
+      <w:numFmt w:val="bullet"/>
+      <w:lvlText w:val="o"/>
+      <w:lvlJc w:val="left"/>
+      <w:pPr>
+        <w:ind w:left="3600" w:hanging="360"/>
+      </w:pPr>
+      <w:rPr>
+        <w:rFonts w:ascii="Courier New" w:hAnsi="Courier New" w:cs="Courier New" w:hint="default"/>
+      </w:rPr>
+    </w:lvl>
+    <w:lvl w:ilvl="5" w:tplc="FFFFFFFF" w:tentative="1">
+      <w:start w:val="1"/>
+      <w:numFmt w:val="bullet"/>
+      <w:lvlText w:val=""/>
+      <w:lvlJc w:val="left"/>
+      <w:pPr>
+        <w:ind w:left="4320" w:hanging="360"/>
+      </w:pPr>
+      <w:rPr>
+        <w:rFonts w:ascii="Wingdings" w:hAnsi="Wingdings" w:hint="default"/>
+      </w:rPr>
+    </w:lvl>
+    <w:lvl w:ilvl="6" w:tplc="FFFFFFFF" w:tentative="1">
+      <w:start w:val="1"/>
+      <w:numFmt w:val="bullet"/>
+      <w:lvlText w:val=""/>
+      <w:lvlJc w:val="left"/>
+      <w:pPr>
+        <w:ind w:left="5040" w:hanging="360"/>
+      </w:pPr>
+      <w:rPr>
+        <w:rFonts w:ascii="Symbol" w:hAnsi="Symbol" w:hint="default"/>
+      </w:rPr>
+    </w:lvl>
+    <w:lvl w:ilvl="7" w:tplc="FFFFFFFF" w:tentative="1">
+      <w:start w:val="1"/>
+      <w:numFmt w:val="bullet"/>
+      <w:lvlText w:val="o"/>
+      <w:lvlJc w:val="left"/>
+      <w:pPr>
+        <w:ind w:left="5760" w:hanging="360"/>
+      </w:pPr>
+      <w:rPr>
+        <w:rFonts w:ascii="Courier New" w:hAnsi="Courier New" w:cs="Courier New" w:hint="default"/>
+      </w:rPr>
+    </w:lvl>
+    <w:lvl w:ilvl="8" w:tplc="FFFFFFFF" w:tentative="1">
+      <w:start w:val="1"/>
+      <w:numFmt w:val="bullet"/>
+      <w:lvlText w:val=""/>
+      <w:lvlJc w:val="left"/>
+      <w:pPr>
+        <w:ind w:left="6480" w:hanging="360"/>
+      </w:pPr>
+      <w:rPr>
+        <w:rFonts w:ascii="Wingdings" w:hAnsi="Wingdings" w:hint="default"/>
+      </w:rPr>
+    </w:lvl>
+  </w:abstractNum>
   <w:num w:numId="1" w16cid:durableId="1196844134">
     <w:abstractNumId w:val="4"/>
   </w:num>
@@ -2126,6 +2221,9 @@
   </w:num>
   <w:num w:numId="5" w16cid:durableId="468861803">
     <w:abstractNumId w:val="1"/>
+  </w:num>
+  <w:num w:numId="6" w16cid:durableId="241763559">
+    <w:abstractNumId w:val="5"/>
   </w:num>
 </w:numbering>
 </file>
@@ -2733,6 +2831,7 @@
   <w:style w:type="character" w:default="1" w:styleId="Fuentedeprrafopredeter">
     <w:name w:val="Default Paragraph Font"/>
     <w:uiPriority w:val="1"/>
+    <w:semiHidden/>
     <w:unhideWhenUsed/>
   </w:style>
   <w:style w:type="table" w:default="1" w:styleId="Tablanormal">

--- a/documentos_uni/Ubicaciones.docx
+++ b/documentos_uni/Ubicaciones.docx
@@ -856,7 +856,13 @@
         <w:jc w:val="both"/>
       </w:pPr>
       <w:r>
-        <w:t>A inicios del año 2005, nuestro fundador, César Acuña Peralta y su equipo de trabajo</w:t>
+        <w:t xml:space="preserve">A inicios del año 2005, nuestro fundador, </w:t>
+      </w:r>
+      <w:r>
+        <w:t xml:space="preserve">el ingeniero </w:t>
+      </w:r>
+      <w:r>
+        <w:t>César Acuña Peralta y su equipo de trabajo</w:t>
       </w:r>
       <w:r>
         <w:t>,</w:t>
@@ -1491,7 +1497,7 @@
         <w:pStyle w:val="Prrafodelista"/>
         <w:numPr>
           <w:ilvl w:val="0"/>
-          <w:numId w:val="6"/>
+          <w:numId w:val="7"/>
         </w:numPr>
         <w:spacing w:after="0"/>
         <w:jc w:val="both"/>
@@ -1526,22 +1532,13 @@
         <w:pStyle w:val="Prrafodelista"/>
         <w:numPr>
           <w:ilvl w:val="0"/>
-          <w:numId w:val="6"/>
+          <w:numId w:val="7"/>
         </w:numPr>
         <w:spacing w:after="0"/>
         <w:jc w:val="both"/>
       </w:pPr>
       <w:r>
-        <w:t>“</w:t>
-      </w:r>
-      <w:r>
-        <w:t>No es plagio es copia</w:t>
-      </w:r>
-      <w:r>
-        <w:t>”</w:t>
-      </w:r>
-      <w:r>
-        <w:t xml:space="preserve">. </w:t>
+        <w:t xml:space="preserve">No es plagio es copia. </w:t>
       </w:r>
       <w:r>
         <w:t>Esta frase fue pronunciada en 2016 durante una entrevista en medio de las acusaciones de plagio en su tesis doctoral</w:t>
@@ -1555,13 +1552,13 @@
         <w:pStyle w:val="Prrafodelista"/>
         <w:numPr>
           <w:ilvl w:val="0"/>
-          <w:numId w:val="6"/>
+          <w:numId w:val="7"/>
         </w:numPr>
         <w:spacing w:after="0"/>
         <w:jc w:val="both"/>
       </w:pPr>
       <w:r>
-        <w:t>“Yo ya no vivo en Trujillo, vivo en Perú”. Declarada en el 2018 durante una entrevista sobre los llamados “votos golondrinos”.</w:t>
+        <w:t>Yo ya no vivo en Trujillo, vivo en Perú. Declarada en el 2018 durante una entrevista sobre los llamados votos golondrinos.</w:t>
       </w:r>
     </w:p>
     <w:p>
@@ -1569,16 +1566,13 @@
         <w:pStyle w:val="Prrafodelista"/>
         <w:numPr>
           <w:ilvl w:val="0"/>
-          <w:numId w:val="6"/>
+          <w:numId w:val="7"/>
         </w:numPr>
         <w:spacing w:after="0"/>
         <w:jc w:val="both"/>
       </w:pPr>
       <w:r>
-        <w:t>“</w:t>
-      </w:r>
-      <w:r>
-        <w:t>Una persona es feliz cuando logra su felicidad”. Dicha en 2018 durante una ceremonia de graduación en la Universidad César Vallejo.</w:t>
+        <w:t>Una persona es feliz cuando logra su felicidad. Dicha en 2018 durante una ceremonia de graduación en la Universidad César Vallejo.</w:t>
       </w:r>
     </w:p>
     <w:p>
@@ -1586,13 +1580,13 @@
         <w:pStyle w:val="Prrafodelista"/>
         <w:numPr>
           <w:ilvl w:val="0"/>
-          <w:numId w:val="6"/>
+          <w:numId w:val="7"/>
         </w:numPr>
         <w:spacing w:after="0"/>
         <w:jc w:val="both"/>
       </w:pPr>
       <w:r>
-        <w:t>“La vida es lo más preciado que uno tiene en la vida”. Fue dicha en diciembre de 2021</w:t>
+        <w:t>La vida es lo más preciado que uno tiene en la vida. Fue dicha en diciembre de 2021</w:t>
       </w:r>
     </w:p>
     <w:p>
@@ -1629,6 +1623,119 @@
 <file path=word/numbering.xml><?xml version="1.0" encoding="utf-8"?>
 <w:numbering xmlns:wpc="http://schemas.microsoft.com/office/word/2010/wordprocessingCanvas" xmlns:cx="http://schemas.microsoft.com/office/drawing/2014/chartex" xmlns:cx1="http://schemas.microsoft.com/office/drawing/2015/9/8/chartex" xmlns:cx2="http://schemas.microsoft.com/office/drawing/2015/10/21/chartex" xmlns:cx3="http://schemas.microsoft.com/office/drawing/2016/5/9/chartex" xmlns:cx4="http://schemas.microsoft.com/office/drawing/2016/5/10/chartex" xmlns:cx5="http://schemas.microsoft.com/office/drawing/2016/5/11/chartex" xmlns:cx6="http://schemas.microsoft.com/office/drawing/2016/5/12/chartex" xmlns:cx7="http://schemas.microsoft.com/office/drawing/2016/5/13/chartex" xmlns:cx8="http://schemas.microsoft.com/office/drawing/2016/5/14/chartex" xmlns:mc="http://schemas.openxmlformats.org/markup-compatibility/2006" xmlns:aink="http://schemas.microsoft.com/office/drawing/2016/ink" xmlns:am3d="http://schemas.microsoft.com/office/drawing/2017/model3d" xmlns:o="urn:schemas-microsoft-com:office:office" xmlns:oel="http://schemas.microsoft.com/office/2019/extlst" xmlns:r="http://schemas.openxmlformats.org/officeDocument/2006/relationships" xmlns:m="http://schemas.openxmlformats.org/officeDocument/2006/math" xmlns:v="urn:schemas-microsoft-com:vml" xmlns:wp14="http://schemas.microsoft.com/office/word/2010/wordprocessingDrawing" xmlns:wp="http://schemas.openxmlformats.org/drawingml/2006/wordprocessingDrawing" xmlns:w10="urn:schemas-microsoft-com:office:word" xmlns:w="http://schemas.openxmlformats.org/wordprocessingml/2006/main" xmlns:w14="http://schemas.microsoft.com/office/word/2010/wordml" xmlns:w15="http://schemas.microsoft.com/office/word/2012/wordml" xmlns:w16cex="http://schemas.microsoft.com/office/word/2018/wordml/cex" xmlns:w16cid="http://schemas.microsoft.com/office/word/2016/wordml/cid" xmlns:w16="http://schemas.microsoft.com/office/word/2018/wordml" xmlns:w16du="http://schemas.microsoft.com/office/word/2023/wordml/word16du" xmlns:w16sdtdh="http://schemas.microsoft.com/office/word/2020/wordml/sdtdatahash" xmlns:w16sdtfl="http://schemas.microsoft.com/office/word/2024/wordml/sdtformatlock" xmlns:w16se="http://schemas.microsoft.com/office/word/2015/wordml/symex" xmlns:wpg="http://schemas.microsoft.com/office/word/2010/wordprocessingGroup" xmlns:wpi="http://schemas.microsoft.com/office/word/2010/wordprocessingInk" xmlns:wne="http://schemas.microsoft.com/office/word/2006/wordml" xmlns:wps="http://schemas.microsoft.com/office/word/2010/wordprocessingShape" mc:Ignorable="w14 w15 w16se w16cid w16 w16cex w16sdtdh w16sdtfl w16du wp14">
   <w:abstractNum w:abstractNumId="0" w15:restartNumberingAfterBreak="0">
+    <w:nsid w:val="08222185"/>
+    <w:multiLevelType w:val="hybridMultilevel"/>
+    <w:tmpl w:val="03926960"/>
+    <w:lvl w:ilvl="0" w:tplc="280A0001">
+      <w:start w:val="1"/>
+      <w:numFmt w:val="bullet"/>
+      <w:lvlText w:val=""/>
+      <w:lvlJc w:val="left"/>
+      <w:pPr>
+        <w:ind w:left="720" w:hanging="360"/>
+      </w:pPr>
+      <w:rPr>
+        <w:rFonts w:ascii="Symbol" w:hAnsi="Symbol" w:hint="default"/>
+      </w:rPr>
+    </w:lvl>
+    <w:lvl w:ilvl="1" w:tplc="FFFFFFFF" w:tentative="1">
+      <w:start w:val="1"/>
+      <w:numFmt w:val="bullet"/>
+      <w:lvlText w:val="o"/>
+      <w:lvlJc w:val="left"/>
+      <w:pPr>
+        <w:ind w:left="1440" w:hanging="360"/>
+      </w:pPr>
+      <w:rPr>
+        <w:rFonts w:ascii="Courier New" w:hAnsi="Courier New" w:cs="Courier New" w:hint="default"/>
+      </w:rPr>
+    </w:lvl>
+    <w:lvl w:ilvl="2" w:tplc="FFFFFFFF" w:tentative="1">
+      <w:start w:val="1"/>
+      <w:numFmt w:val="bullet"/>
+      <w:lvlText w:val=""/>
+      <w:lvlJc w:val="left"/>
+      <w:pPr>
+        <w:ind w:left="2160" w:hanging="360"/>
+      </w:pPr>
+      <w:rPr>
+        <w:rFonts w:ascii="Wingdings" w:hAnsi="Wingdings" w:hint="default"/>
+      </w:rPr>
+    </w:lvl>
+    <w:lvl w:ilvl="3" w:tplc="FFFFFFFF" w:tentative="1">
+      <w:start w:val="1"/>
+      <w:numFmt w:val="bullet"/>
+      <w:lvlText w:val=""/>
+      <w:lvlJc w:val="left"/>
+      <w:pPr>
+        <w:ind w:left="2880" w:hanging="360"/>
+      </w:pPr>
+      <w:rPr>
+        <w:rFonts w:ascii="Symbol" w:hAnsi="Symbol" w:hint="default"/>
+      </w:rPr>
+    </w:lvl>
+    <w:lvl w:ilvl="4" w:tplc="FFFFFFFF" w:tentative="1">
+      <w:start w:val="1"/>
+      <w:numFmt w:val="bullet"/>
+      <w:lvlText w:val="o"/>
+      <w:lvlJc w:val="left"/>
+      <w:pPr>
+        <w:ind w:left="3600" w:hanging="360"/>
+      </w:pPr>
+      <w:rPr>
+        <w:rFonts w:ascii="Courier New" w:hAnsi="Courier New" w:cs="Courier New" w:hint="default"/>
+      </w:rPr>
+    </w:lvl>
+    <w:lvl w:ilvl="5" w:tplc="FFFFFFFF" w:tentative="1">
+      <w:start w:val="1"/>
+      <w:numFmt w:val="bullet"/>
+      <w:lvlText w:val=""/>
+      <w:lvlJc w:val="left"/>
+      <w:pPr>
+        <w:ind w:left="4320" w:hanging="360"/>
+      </w:pPr>
+      <w:rPr>
+        <w:rFonts w:ascii="Wingdings" w:hAnsi="Wingdings" w:hint="default"/>
+      </w:rPr>
+    </w:lvl>
+    <w:lvl w:ilvl="6" w:tplc="FFFFFFFF" w:tentative="1">
+      <w:start w:val="1"/>
+      <w:numFmt w:val="bullet"/>
+      <w:lvlText w:val=""/>
+      <w:lvlJc w:val="left"/>
+      <w:pPr>
+        <w:ind w:left="5040" w:hanging="360"/>
+      </w:pPr>
+      <w:rPr>
+        <w:rFonts w:ascii="Symbol" w:hAnsi="Symbol" w:hint="default"/>
+      </w:rPr>
+    </w:lvl>
+    <w:lvl w:ilvl="7" w:tplc="FFFFFFFF" w:tentative="1">
+      <w:start w:val="1"/>
+      <w:numFmt w:val="bullet"/>
+      <w:lvlText w:val="o"/>
+      <w:lvlJc w:val="left"/>
+      <w:pPr>
+        <w:ind w:left="5760" w:hanging="360"/>
+      </w:pPr>
+      <w:rPr>
+        <w:rFonts w:ascii="Courier New" w:hAnsi="Courier New" w:cs="Courier New" w:hint="default"/>
+      </w:rPr>
+    </w:lvl>
+    <w:lvl w:ilvl="8" w:tplc="FFFFFFFF" w:tentative="1">
+      <w:start w:val="1"/>
+      <w:numFmt w:val="bullet"/>
+      <w:lvlText w:val=""/>
+      <w:lvlJc w:val="left"/>
+      <w:pPr>
+        <w:ind w:left="6480" w:hanging="360"/>
+      </w:pPr>
+      <w:rPr>
+        <w:rFonts w:ascii="Wingdings" w:hAnsi="Wingdings" w:hint="default"/>
+      </w:rPr>
+    </w:lvl>
+  </w:abstractNum>
+  <w:abstractNum w:abstractNumId="1" w15:restartNumberingAfterBreak="0">
     <w:nsid w:val="0DB62562"/>
     <w:multiLevelType w:val="hybridMultilevel"/>
     <w:tmpl w:val="945CFD2E"/>
@@ -1714,7 +1821,7 @@
       </w:pPr>
     </w:lvl>
   </w:abstractNum>
-  <w:abstractNum w:abstractNumId="1" w15:restartNumberingAfterBreak="0">
+  <w:abstractNum w:abstractNumId="2" w15:restartNumberingAfterBreak="0">
     <w:nsid w:val="214E5F32"/>
     <w:multiLevelType w:val="hybridMultilevel"/>
     <w:tmpl w:val="81D0B1C2"/>
@@ -1827,7 +1934,7 @@
       </w:rPr>
     </w:lvl>
   </w:abstractNum>
-  <w:abstractNum w:abstractNumId="2" w15:restartNumberingAfterBreak="0">
+  <w:abstractNum w:abstractNumId="3" w15:restartNumberingAfterBreak="0">
     <w:nsid w:val="2D804A49"/>
     <w:multiLevelType w:val="hybridMultilevel"/>
     <w:tmpl w:val="9DA2FC54"/>
@@ -1916,7 +2023,7 @@
       </w:pPr>
     </w:lvl>
   </w:abstractNum>
-  <w:abstractNum w:abstractNumId="3" w15:restartNumberingAfterBreak="0">
+  <w:abstractNum w:abstractNumId="4" w15:restartNumberingAfterBreak="0">
     <w:nsid w:val="40833129"/>
     <w:multiLevelType w:val="hybridMultilevel"/>
     <w:tmpl w:val="B90A46DE"/>
@@ -2005,7 +2112,7 @@
       </w:pPr>
     </w:lvl>
   </w:abstractNum>
-  <w:abstractNum w:abstractNumId="4" w15:restartNumberingAfterBreak="0">
+  <w:abstractNum w:abstractNumId="5" w15:restartNumberingAfterBreak="0">
     <w:nsid w:val="6B8D5C86"/>
     <w:multiLevelType w:val="hybridMultilevel"/>
     <w:tmpl w:val="B90A46DE"/>
@@ -2094,7 +2201,7 @@
       </w:pPr>
     </w:lvl>
   </w:abstractNum>
-  <w:abstractNum w:abstractNumId="5" w15:restartNumberingAfterBreak="0">
+  <w:abstractNum w:abstractNumId="6" w15:restartNumberingAfterBreak="0">
     <w:nsid w:val="7E362B01"/>
     <w:multiLevelType w:val="hybridMultilevel"/>
     <w:tmpl w:val="8FBED8BC"/>
@@ -2208,22 +2315,25 @@
     </w:lvl>
   </w:abstractNum>
   <w:num w:numId="1" w16cid:durableId="1196844134">
+    <w:abstractNumId w:val="5"/>
+  </w:num>
+  <w:num w:numId="2" w16cid:durableId="653291769">
     <w:abstractNumId w:val="4"/>
   </w:num>
-  <w:num w:numId="2" w16cid:durableId="653291769">
+  <w:num w:numId="3" w16cid:durableId="274362744">
     <w:abstractNumId w:val="3"/>
   </w:num>
-  <w:num w:numId="3" w16cid:durableId="274362744">
+  <w:num w:numId="4" w16cid:durableId="1823156209">
+    <w:abstractNumId w:val="1"/>
+  </w:num>
+  <w:num w:numId="5" w16cid:durableId="468861803">
     <w:abstractNumId w:val="2"/>
   </w:num>
-  <w:num w:numId="4" w16cid:durableId="1823156209">
+  <w:num w:numId="6" w16cid:durableId="241763559">
+    <w:abstractNumId w:val="6"/>
+  </w:num>
+  <w:num w:numId="7" w16cid:durableId="843472495">
     <w:abstractNumId w:val="0"/>
-  </w:num>
-  <w:num w:numId="5" w16cid:durableId="468861803">
-    <w:abstractNumId w:val="1"/>
-  </w:num>
-  <w:num w:numId="6" w16cid:durableId="241763559">
-    <w:abstractNumId w:val="5"/>
   </w:num>
 </w:numbering>
 </file>
